--- a/Documentos/Entrega 1/Inovação e Empreendedorismo/Entrega 01 - Inovação e empreededorismo.docx
+++ b/Documentos/Entrega 1/Inovação e Empreendedorismo/Entrega 01 - Inovação e empreededorismo.docx
@@ -3022,7 +3022,7 @@
           <w:color w:val="1f1f1f"/>
           <w:rtl w:val="0"/>
         </w:rPr>
-        <w:t xml:space="preserve">Preço de Custo (OPEX da Arkanis): </w:t>
+        <w:t xml:space="preserve">Custo (OPEX da Arkanis): </w:t>
       </w:r>
       <w:r>
         <w:rPr>
@@ -3059,7 +3059,7 @@
           <w:color w:val="1f1f1f"/>
           <w:rtl w:val="0"/>
         </w:rPr>
-        <w:t xml:space="preserve">Preço de Venda (Mensalidade do Cliente):</w:t>
+        <w:t xml:space="preserve">Preço (Mensalidade do Cliente):</w:t>
       </w:r>
       <w:r>
         <w:rPr>
